--- a/pr-preview/pr-204/categorical-tests-handout.docx
+++ b/pr-preview/pr-204/categorical-tests-handout.docx
@@ -15,7 +15,7 @@
         <w:pStyle w:val="Date"/>
       </w:pPr>
       <w:r>
-        <w:t xml:space="preserve">Last modified: 2026-10-15 03:31:19 (PDT)</w:t>
+        <w:t xml:space="preserve">Last modified: 2026-10-15 05:27:52 (PDT)</w:t>
       </w:r>
     </w:p>
     <w:p>

--- a/pr-preview/pr-204/categorical-tests-handout.docx
+++ b/pr-preview/pr-204/categorical-tests-handout.docx
@@ -15,7 +15,7 @@
         <w:pStyle w:val="Date"/>
       </w:pPr>
       <w:r>
-        <w:t xml:space="preserve">Last modified: 2026-10-15 05:27:52 (PDT)</w:t>
+        <w:t xml:space="preserve">Last modified: 2026-10-15 08:46:14 (PDT)</w:t>
       </w:r>
     </w:p>
     <w:p>
@@ -1294,6 +1294,42 @@
       </w:tr>
     </w:tbl>
     <w:bookmarkEnd w:id="14"/>
+    <w:p>
+      <w:pPr>
+        <w:pStyle w:val="Compact"/>
+        <w:numPr>
+          <w:ilvl w:val="0"/>
+          <w:numId w:val="1001"/>
+        </w:numPr>
+      </w:pPr>
+      <w:r>
+        <w:t xml:space="preserve">Hogg et al. (2019, sec. 7.3, pp. 323–328)</w:t>
+      </w:r>
+      <w:r>
+        <w:t xml:space="preserve"> </w:t>
+      </w:r>
+      <w:r>
+        <w:t xml:space="preserve">covers confidence intervals for proportions.</w:t>
+      </w:r>
+    </w:p>
+    <w:p>
+      <w:pPr>
+        <w:pStyle w:val="Compact"/>
+        <w:numPr>
+          <w:ilvl w:val="0"/>
+          <w:numId w:val="1001"/>
+        </w:numPr>
+      </w:pPr>
+      <w:r>
+        <w:t xml:space="preserve">Hogg et al. (2019, sec. 8.4, pp. 385–391)</w:t>
+      </w:r>
+      <w:r>
+        <w:t xml:space="preserve"> </w:t>
+      </w:r>
+      <w:r>
+        <w:t xml:space="preserve">covers tests about proportions.</w:t>
+      </w:r>
+    </w:p>
     <w:bookmarkEnd w:id="15"/>
     <w:bookmarkStart w:id="24" w:name="sec-chi-square"/>
     <w:p>
@@ -3412,6 +3448,96 @@
       </w:r>
     </w:p>
     <w:bookmarkEnd w:id="23"/>
+    <w:p>
+      <w:pPr>
+        <w:pStyle w:val="Compact"/>
+        <w:numPr>
+          <w:ilvl w:val="0"/>
+          <w:numId w:val="1002"/>
+        </w:numPr>
+      </w:pPr>
+      <w:r>
+        <w:t xml:space="preserve">Hogg et al. (2019, sec. 9.1, pp. 425–434)</w:t>
+      </w:r>
+      <w:r>
+        <w:t xml:space="preserve"> </w:t>
+      </w:r>
+      <w:r>
+        <w:t xml:space="preserve">covers chi-square goodness-of-fit tests.</w:t>
+      </w:r>
+    </w:p>
+    <w:p>
+      <w:pPr>
+        <w:pStyle w:val="Compact"/>
+        <w:numPr>
+          <w:ilvl w:val="0"/>
+          <w:numId w:val="1002"/>
+        </w:numPr>
+      </w:pPr>
+      <w:r>
+        <w:t xml:space="preserve">Hogg et al. (2019, sec. 9.2, pp. 435–445)</w:t>
+      </w:r>
+      <w:r>
+        <w:t xml:space="preserve"> </w:t>
+      </w:r>
+      <w:r>
+        <w:t xml:space="preserve">covers contingency tables.</w:t>
+      </w:r>
+    </w:p>
+    <w:p>
+      <w:pPr>
+        <w:pStyle w:val="Compact"/>
+        <w:numPr>
+          <w:ilvl w:val="0"/>
+          <w:numId w:val="1002"/>
+        </w:numPr>
+      </w:pPr>
+      <w:r>
+        <w:t xml:space="preserve">Rice (2007, sec. 13.3, pp. 516–519)</w:t>
+      </w:r>
+      <w:r>
+        <w:t xml:space="preserve"> </w:t>
+      </w:r>
+      <w:r>
+        <w:t xml:space="preserve">covers the chi-square test of homogeneity.</w:t>
+      </w:r>
+    </w:p>
+    <w:p>
+      <w:pPr>
+        <w:pStyle w:val="Compact"/>
+        <w:numPr>
+          <w:ilvl w:val="0"/>
+          <w:numId w:val="1002"/>
+        </w:numPr>
+      </w:pPr>
+      <w:r>
+        <w:t xml:space="preserve">Rice (2007, sec. 13.4, pp. 520–522)</w:t>
+      </w:r>
+      <w:r>
+        <w:t xml:space="preserve"> </w:t>
+      </w:r>
+      <w:r>
+        <w:t xml:space="preserve">covers the chi-square test of independence.</w:t>
+      </w:r>
+    </w:p>
+    <w:p>
+      <w:pPr>
+        <w:pStyle w:val="Compact"/>
+        <w:numPr>
+          <w:ilvl w:val="0"/>
+          <w:numId w:val="1002"/>
+        </w:numPr>
+      </w:pPr>
+      <w:r>
+        <w:t xml:space="preserve">Rice (2007, sec. 9.5, pp. 341–346)</w:t>
+      </w:r>
+      <w:r>
+        <w:t xml:space="preserve"> </w:t>
+      </w:r>
+      <w:r>
+        <w:t xml:space="preserve">covers likelihood ratio tests for the multinomial distribution.</w:t>
+      </w:r>
+    </w:p>
     <w:bookmarkEnd w:id="24"/>
     <w:bookmarkStart w:id="28" w:name="sec-fisher"/>
     <w:p>
@@ -4811,6 +4937,20 @@
       </w:r>
     </w:p>
     <w:bookmarkEnd w:id="27"/>
+    <w:p>
+      <w:pPr>
+        <w:pStyle w:val="BodyText"/>
+      </w:pPr>
+      <w:r>
+        <w:t xml:space="preserve">Rice (2007, sec. 13.2, pp. 514–515)</w:t>
+      </w:r>
+      <w:r>
+        <w:t xml:space="preserve"> </w:t>
+      </w:r>
+      <w:r>
+        <w:t xml:space="preserve">covers Fisher’s exact test.</w:t>
+      </w:r>
+    </w:p>
     <w:bookmarkEnd w:id="28"/>
     <w:bookmarkStart w:id="30" w:name="sec-2x2-measures"/>
     <w:p>
@@ -4890,103 +5030,62 @@
         <w:t xml:space="preserve">.</w:t>
       </w:r>
     </w:p>
+    <w:p>
+      <w:pPr>
+        <w:pStyle w:val="BodyText"/>
+      </w:pPr>
+      <w:r>
+        <w:t xml:space="preserve">Rice (2007, sec. 13.6, pp. 526–529)</w:t>
+      </w:r>
+      <w:r>
+        <w:t xml:space="preserve"> </w:t>
+      </w:r>
+      <w:r>
+        <w:t xml:space="preserve">covers odds ratios.</w:t>
+      </w:r>
+    </w:p>
     <w:bookmarkEnd w:id="30"/>
     <w:bookmarkEnd w:id="31"/>
-    <w:bookmarkStart w:id="32" w:name="textbook-cross-references"/>
+    <w:bookmarkStart w:id="37" w:name="references"/>
     <w:p>
       <w:pPr>
         <w:pStyle w:val="Heading2"/>
       </w:pPr>
       <w:r>
-        <w:t xml:space="preserve">Textbook cross-references</w:t>
+        <w:t xml:space="preserve">References</w:t>
       </w:r>
     </w:p>
+    <w:bookmarkStart w:id="36" w:name="refs"/>
+    <w:bookmarkStart w:id="32" w:name="ref-hoggtanis2015"/>
     <w:p>
       <w:pPr>
-        <w:pStyle w:val="FirstParagraph"/>
-      </w:pPr>
-      <w:r>
-        <w:t xml:space="preserve">Textbook sections on the topics of this page:</w:t>
-      </w:r>
-    </w:p>
-    <w:p>
-      <w:pPr>
-        <w:pStyle w:val="Compact"/>
-        <w:numPr>
-          <w:ilvl w:val="0"/>
-          <w:numId w:val="1001"/>
-        </w:numPr>
-      </w:pPr>
-      <w:r>
-        <w:t xml:space="preserve">Hogg et al. (2019, sec. 7.3, pp. 323–328)</w:t>
-      </w:r>
-      <w:r>
-        <w:t xml:space="preserve">: Confidence intervals for proportions</w:t>
-      </w:r>
-    </w:p>
-    <w:p>
-      <w:pPr>
-        <w:pStyle w:val="Compact"/>
-        <w:numPr>
-          <w:ilvl w:val="0"/>
-          <w:numId w:val="1001"/>
-        </w:numPr>
-      </w:pPr>
-      <w:r>
-        <w:t xml:space="preserve">Hogg et al. (2019, sec. 8.4, pp. 385–391)</w:t>
-      </w:r>
-      <w:r>
-        <w:t xml:space="preserve">: Tests about proportions</w:t>
-      </w:r>
-    </w:p>
-    <w:p>
-      <w:pPr>
-        <w:pStyle w:val="Compact"/>
-        <w:numPr>
-          <w:ilvl w:val="0"/>
-          <w:numId w:val="1001"/>
-        </w:numPr>
-      </w:pPr>
-      <w:r>
-        <w:t xml:space="preserve">Hogg et al. (2019, sec. 9.1, pp. 425–434)</w:t>
-      </w:r>
-      <w:r>
-        <w:t xml:space="preserve">: Chi-square goodness-of-fit tests</w:t>
-      </w:r>
-    </w:p>
-    <w:p>
-      <w:pPr>
-        <w:pStyle w:val="Compact"/>
-        <w:numPr>
-          <w:ilvl w:val="0"/>
-          <w:numId w:val="1001"/>
-        </w:numPr>
-      </w:pPr>
-      <w:r>
-        <w:t xml:space="preserve">Hogg et al. (2019, sec. 9.2, pp. 435–445)</w:t>
-      </w:r>
-      <w:r>
-        <w:t xml:space="preserve">: Contingency tables</w:t>
+        <w:pStyle w:val="Bibliography"/>
+      </w:pPr>
+      <w:r>
+        <w:t xml:space="preserve">Hogg, Robert V., Elliot A. Tanis, and Dale L. Zimmerman. 2019.</w:t>
+      </w:r>
+      <w:r>
+        <w:t xml:space="preserve"> </w:t>
+      </w:r>
+      <w:r>
+        <w:rPr>
+          <w:i/>
+          <w:iCs/>
+        </w:rPr>
+        <w:t xml:space="preserve">Probability and Statistical Inference</w:t>
+      </w:r>
+      <w:r>
+        <w:t xml:space="preserve">. Tenth edition. Pearson.</w:t>
       </w:r>
     </w:p>
     <w:bookmarkEnd w:id="32"/>
-    <w:bookmarkStart w:id="37" w:name="references"/>
+    <w:bookmarkStart w:id="33" w:name="ref-rice2007mathematical"/>
     <w:p>
       <w:pPr>
-        <w:pStyle w:val="Heading2"/>
-      </w:pPr>
-      <w:r>
-        <w:t xml:space="preserve">References</w:t>
-      </w:r>
-    </w:p>
-    <w:bookmarkStart w:id="36" w:name="refs"/>
-    <w:bookmarkStart w:id="33" w:name="ref-hoggtanis2015"/>
-    <w:p>
-      <w:pPr>
         <w:pStyle w:val="Bibliography"/>
       </w:pPr>
       <w:r>
-        <w:t xml:space="preserve">Hogg, Robert V., Elliot A. Tanis, and Dale L. Zimmerman. 2019.</w:t>
+        <w:t xml:space="preserve">Rice, John A. 2007.</w:t>
       </w:r>
       <w:r>
         <w:t xml:space="preserve"> </w:t>
@@ -4996,10 +5095,10 @@
           <w:i/>
           <w:iCs/>
         </w:rPr>
-        <w:t xml:space="preserve">Probability and Statistical Inference</w:t>
-      </w:r>
-      <w:r>
-        <w:t xml:space="preserve">. Tenth edition. Pearson.</w:t>
+        <w:t xml:space="preserve">Mathematical Statistics and Data Analysis</w:t>
+      </w:r>
+      <w:r>
+        <w:t xml:space="preserve">. 3rd ed. Cengage Learning.</w:t>
       </w:r>
     </w:p>
     <w:bookmarkEnd w:id="33"/>
@@ -5259,6 +5358,9 @@
     <w:abstractNumId w:val="990"/>
   </w:num>
   <w:num w:numId="1001">
+    <w:abstractNumId w:val="991"/>
+  </w:num>
+  <w:num w:numId="1002">
     <w:abstractNumId w:val="991"/>
   </w:num>
 </w:numbering>

--- a/pr-preview/pr-204/categorical-tests-handout.docx
+++ b/pr-preview/pr-204/categorical-tests-handout.docx
@@ -15,7 +15,7 @@
         <w:pStyle w:val="Date"/>
       </w:pPr>
       <w:r>
-        <w:t xml:space="preserve">Last modified: 2026-10-15 08:46:14 (PDT)</w:t>
+        <w:t xml:space="preserve">Last modified: 2026-10-15 12:50:24 (PDT)</w:t>
       </w:r>
     </w:p>
     <w:p>

--- a/pr-preview/pr-204/categorical-tests-handout.docx
+++ b/pr-preview/pr-204/categorical-tests-handout.docx
@@ -15,7 +15,7 @@
         <w:pStyle w:val="Date"/>
       </w:pPr>
       <w:r>
-        <w:t xml:space="preserve">Last modified: 2026-10-15 12:50:24 (PDT)</w:t>
+        <w:t xml:space="preserve">Last modified: 2026-10-15 13:07:45 (PDT)</w:t>
       </w:r>
     </w:p>
     <w:p>
